--- a/Progres-Fatimah/Jurnal Submit/submit/TJP/Nora/COI_Usmi.docx
+++ b/Progres-Fatimah/Jurnal Submit/submit/TJP/Nora/COI_Usmi.docx
@@ -75,9 +75,9 @@
           <w:sdtPr>
             <w:id w:val="-1046521664"/>
             <w:placeholder>
-              <w:docPart w:val="E53681363D3A43128571A233BB9BF981"/>
+              <w:docPart w:val="C4A7051A850F40F4AA1E0158735E938C"/>
             </w:placeholder>
-            <w:date w:fullDate="2026-10-09T00:00:00Z">
+            <w:date w:fullDate="2026-10-15T00:00:00Z">
               <w:dateFormat w:val="M/d/yyyy"/>
               <w:lid w:val="en-US"/>
               <w:storeMappedDataAs w:val="dateTime"/>
@@ -94,7 +94,7 @@
               </w:tcPr>
               <w:p>
                 <w:r>
-                  <w:t>10/9/2026</w:t>
+                  <w:t>10/15/2026</w:t>
                 </w:r>
               </w:p>
             </w:tc>
@@ -3943,32 +3943,6 @@
     </w:docPart>
     <w:docPart>
       <w:docPartPr>
-        <w:name w:val="E53681363D3A43128571A233BB9BF981"/>
-        <w:category>
-          <w:name w:val="General"/>
-          <w:gallery w:val="placeholder"/>
-        </w:category>
-        <w:types>
-          <w:type w:val="bbPlcHdr"/>
-        </w:types>
-        <w:behaviors>
-          <w:behavior w:val="content"/>
-        </w:behaviors>
-        <w:guid w:val="{99B65857-F4E8-46A4-8549-92E28CCA969F}"/>
-      </w:docPartPr>
-      <w:docPartBody>
-        <w:p>
-          <w:pPr>
-            <w:pStyle w:val="E53681363D3A43128571A233BB9BF9813"/>
-          </w:pPr>
-          <w:r>
-            <w:t>Click or tap to enter a date.</w:t>
-          </w:r>
-        </w:p>
-      </w:docPartBody>
-    </w:docPart>
-    <w:docPart>
-      <w:docPartPr>
         <w:name w:val="6CE87B3329C64D5E82DB80035E602D82"/>
         <w:category>
           <w:name w:val="General"/>
@@ -4021,6 +3995,32 @@
               <w:rStyle w:val="PlaceholderText"/>
             </w:rPr>
             <w:t>Click or tap here to enter text.</w:t>
+          </w:r>
+        </w:p>
+      </w:docPartBody>
+    </w:docPart>
+    <w:docPart>
+      <w:docPartPr>
+        <w:name w:val="C4A7051A850F40F4AA1E0158735E938C"/>
+        <w:category>
+          <w:name w:val="General"/>
+          <w:gallery w:val="placeholder"/>
+        </w:category>
+        <w:types>
+          <w:type w:val="bbPlcHdr"/>
+        </w:types>
+        <w:behaviors>
+          <w:behavior w:val="content"/>
+        </w:behaviors>
+        <w:guid w:val="{DFC2B116-CCB4-4EE9-AFE5-8973B865EFA8}"/>
+      </w:docPartPr>
+      <w:docPartBody>
+        <w:p>
+          <w:pPr>
+            <w:pStyle w:val="C4A7051A850F40F4AA1E0158735E938C"/>
+          </w:pPr>
+          <w:r>
+            <w:t>Click or tap to enter a date.</w:t>
           </w:r>
         </w:p>
       </w:docPartBody>
@@ -4084,12 +4084,15 @@
     <w:rsid w:val="003C3CF5"/>
     <w:rsid w:val="003D6A0A"/>
     <w:rsid w:val="00452BDF"/>
+    <w:rsid w:val="00564D34"/>
     <w:rsid w:val="005F78D4"/>
     <w:rsid w:val="00617E1A"/>
     <w:rsid w:val="006713E6"/>
     <w:rsid w:val="007537EB"/>
+    <w:rsid w:val="00760900"/>
     <w:rsid w:val="009730AE"/>
     <w:rsid w:val="009C63DD"/>
+    <w:rsid w:val="00CD23AB"/>
     <w:rsid w:val="00F265AB"/>
     <w:rsid w:val="00F82354"/>
     <w:rsid w:val="00FF0AE3"/>
@@ -4599,6 +4602,20 @@
       <w:szCs w:val="20"/>
     </w:rPr>
   </w:style>
+  <w:style w:type="paragraph" w:customStyle="1" w:styleId="C4A7051A850F40F4AA1E0158735E938C">
+    <w:name w:val="C4A7051A850F40F4AA1E0158735E938C"/>
+    <w:rsid w:val="00CD23AB"/>
+    <w:pPr>
+      <w:spacing w:line="278" w:lineRule="auto"/>
+    </w:pPr>
+    <w:rPr>
+      <w:kern w:val="2"/>
+      <w:sz w:val="24"/>
+      <w:szCs w:val="24"/>
+      <w:lang w:val="en-ID" w:eastAsia="en-ID"/>
+      <w14:ligatures w14:val="standardContextual"/>
+    </w:rPr>
+  </w:style>
 </w:styles>
 </file>
 
